--- a/planilla_generada_ejemplo.docx
+++ b/planilla_generada_ejemplo.docx
@@ -1398,867 +1398,6 @@
           </w:p>
         </w:tc>
       </w:tr>
-      <w:tr>
-        <w:trPr>
-          <w:trHeight w:val="274"/>
-        </w:trPr>
-        <w:tc>
-          <w:tcPr>
-            <w:tcW w:w="1471" w:type="dxa"/>
-            <w:tcBorders>
-              <w:top w:val="single" w:sz="12" w:space="0" w:color="000000"/>
-              <w:bottom w:val="single" w:sz="12" w:space="0" w:color="000000"/>
-              <w:right w:val="single" w:sz="12" w:space="0" w:color="000000"/>
-            </w:tcBorders>
-          </w:tcPr>
-          <w:p>
-            <w:r>
-              <w:t>Panaderia El Trigal</w:t>
-            </w:r>
-          </w:p>
-        </w:tc>
-        <w:tc>
-          <w:tcPr>
-            <w:tcW w:w="3169" w:type="dxa"/>
-            <w:tcBorders>
-              <w:top w:val="single" w:sz="12" w:space="0" w:color="000000"/>
-              <w:left w:val="single" w:sz="12" w:space="0" w:color="000000"/>
-              <w:bottom w:val="single" w:sz="12" w:space="0" w:color="000000"/>
-              <w:right w:val="single" w:sz="12" w:space="0" w:color="000000"/>
-            </w:tcBorders>
-          </w:tcPr>
-          <w:p>
-            <w:r>
-              <w:t>Masa</w:t>
-            </w:r>
-          </w:p>
-        </w:tc>
-        <w:tc>
-          <w:tcPr>
-            <w:tcW w:w="1044" w:type="dxa"/>
-            <w:tcBorders>
-              <w:top w:val="single" w:sz="12" w:space="0" w:color="000000"/>
-              <w:left w:val="single" w:sz="12" w:space="0" w:color="000000"/>
-              <w:bottom w:val="single" w:sz="12" w:space="0" w:color="000000"/>
-              <w:right w:val="single" w:sz="12" w:space="0" w:color="000000"/>
-            </w:tcBorders>
-          </w:tcPr>
-          <w:p>
-            <w:r>
-              <w:t>3</w:t>
-            </w:r>
-          </w:p>
-        </w:tc>
-        <w:tc>
-          <w:tcPr>
-            <w:tcW w:w="1151" w:type="dxa"/>
-            <w:tcBorders>
-              <w:top w:val="single" w:sz="12" w:space="0" w:color="000000"/>
-              <w:left w:val="single" w:sz="12" w:space="0" w:color="000000"/>
-              <w:bottom w:val="single" w:sz="12" w:space="0" w:color="000000"/>
-              <w:right w:val="single" w:sz="12" w:space="0" w:color="000000"/>
-            </w:tcBorders>
-          </w:tcPr>
-          <w:p>
-            <w:r/>
-          </w:p>
-        </w:tc>
-        <w:tc>
-          <w:tcPr>
-            <w:tcW w:w="992" w:type="dxa"/>
-            <w:tcBorders>
-              <w:top w:val="single" w:sz="12" w:space="0" w:color="000000"/>
-              <w:left w:val="single" w:sz="12" w:space="0" w:color="000000"/>
-              <w:bottom w:val="single" w:sz="12" w:space="0" w:color="000000"/>
-              <w:right w:val="single" w:sz="12" w:space="0" w:color="000000"/>
-            </w:tcBorders>
-          </w:tcPr>
-          <w:p>
-            <w:r/>
-          </w:p>
-        </w:tc>
-        <w:tc>
-          <w:tcPr>
-            <w:tcW w:w="1045" w:type="dxa"/>
-            <w:tcBorders>
-              <w:top w:val="single" w:sz="12" w:space="0" w:color="000000"/>
-              <w:left w:val="single" w:sz="12" w:space="0" w:color="000000"/>
-              <w:bottom w:val="single" w:sz="12" w:space="0" w:color="000000"/>
-              <w:right w:val="single" w:sz="12" w:space="0" w:color="000000"/>
-            </w:tcBorders>
-          </w:tcPr>
-          <w:p>
-            <w:r/>
-          </w:p>
-        </w:tc>
-        <w:tc>
-          <w:tcPr>
-            <w:tcW w:w="1275" w:type="dxa"/>
-            <w:tcBorders>
-              <w:top w:val="single" w:sz="12" w:space="0" w:color="000000"/>
-              <w:left w:val="single" w:sz="12" w:space="0" w:color="000000"/>
-              <w:bottom w:val="single" w:sz="12" w:space="0" w:color="000000"/>
-              <w:right w:val="single" w:sz="12" w:space="0" w:color="000000"/>
-            </w:tcBorders>
-          </w:tcPr>
-          <w:p>
-            <w:r/>
-          </w:p>
-        </w:tc>
-        <w:tc>
-          <w:tcPr>
-            <w:tcW w:w="993" w:type="dxa"/>
-            <w:tcBorders>
-              <w:top w:val="single" w:sz="12" w:space="0" w:color="000000"/>
-              <w:left w:val="single" w:sz="12" w:space="0" w:color="000000"/>
-              <w:bottom w:val="single" w:sz="12" w:space="0" w:color="000000"/>
-            </w:tcBorders>
-          </w:tcPr>
-          <w:p>
-            <w:r>
-              <w:t>REM-0458</w:t>
-            </w:r>
-          </w:p>
-        </w:tc>
-      </w:tr>
-      <w:tr>
-        <w:trPr>
-          <w:trHeight w:val="275"/>
-        </w:trPr>
-        <w:tc>
-          <w:tcPr>
-            <w:tcW w:w="1471" w:type="dxa"/>
-            <w:tcBorders>
-              <w:top w:val="single" w:sz="12" w:space="0" w:color="000000"/>
-              <w:bottom w:val="single" w:sz="12" w:space="0" w:color="000000"/>
-              <w:right w:val="single" w:sz="12" w:space="0" w:color="000000"/>
-            </w:tcBorders>
-          </w:tcPr>
-          <w:p>
-            <w:r>
-              <w:t>Tienda Naturales</w:t>
-            </w:r>
-          </w:p>
-        </w:tc>
-        <w:tc>
-          <w:tcPr>
-            <w:tcW w:w="3169" w:type="dxa"/>
-            <w:tcBorders>
-              <w:top w:val="single" w:sz="12" w:space="0" w:color="000000"/>
-              <w:left w:val="single" w:sz="12" w:space="0" w:color="000000"/>
-              <w:bottom w:val="single" w:sz="12" w:space="0" w:color="000000"/>
-              <w:right w:val="single" w:sz="12" w:space="0" w:color="000000"/>
-            </w:tcBorders>
-          </w:tcPr>
-          <w:p>
-            <w:r>
-              <w:t>Arepa</w:t>
-            </w:r>
-          </w:p>
-        </w:tc>
-        <w:tc>
-          <w:tcPr>
-            <w:tcW w:w="1044" w:type="dxa"/>
-            <w:tcBorders>
-              <w:top w:val="single" w:sz="12" w:space="0" w:color="000000"/>
-              <w:left w:val="single" w:sz="12" w:space="0" w:color="000000"/>
-              <w:bottom w:val="single" w:sz="12" w:space="0" w:color="000000"/>
-              <w:right w:val="single" w:sz="12" w:space="0" w:color="000000"/>
-            </w:tcBorders>
-          </w:tcPr>
-          <w:p>
-            <w:r>
-              <w:t>5</w:t>
-            </w:r>
-          </w:p>
-        </w:tc>
-        <w:tc>
-          <w:tcPr>
-            <w:tcW w:w="1151" w:type="dxa"/>
-            <w:tcBorders>
-              <w:top w:val="single" w:sz="12" w:space="0" w:color="000000"/>
-              <w:left w:val="single" w:sz="12" w:space="0" w:color="000000"/>
-              <w:bottom w:val="single" w:sz="12" w:space="0" w:color="000000"/>
-              <w:right w:val="single" w:sz="12" w:space="0" w:color="000000"/>
-            </w:tcBorders>
-          </w:tcPr>
-          <w:p>
-            <w:r/>
-          </w:p>
-        </w:tc>
-        <w:tc>
-          <w:tcPr>
-            <w:tcW w:w="992" w:type="dxa"/>
-            <w:tcBorders>
-              <w:top w:val="single" w:sz="12" w:space="0" w:color="000000"/>
-              <w:left w:val="single" w:sz="12" w:space="0" w:color="000000"/>
-              <w:bottom w:val="single" w:sz="12" w:space="0" w:color="000000"/>
-              <w:right w:val="single" w:sz="12" w:space="0" w:color="000000"/>
-            </w:tcBorders>
-          </w:tcPr>
-          <w:p>
-            <w:r/>
-          </w:p>
-        </w:tc>
-        <w:tc>
-          <w:tcPr>
-            <w:tcW w:w="1045" w:type="dxa"/>
-            <w:tcBorders>
-              <w:top w:val="single" w:sz="12" w:space="0" w:color="000000"/>
-              <w:left w:val="single" w:sz="12" w:space="0" w:color="000000"/>
-              <w:bottom w:val="single" w:sz="12" w:space="0" w:color="000000"/>
-              <w:right w:val="single" w:sz="12" w:space="0" w:color="000000"/>
-            </w:tcBorders>
-          </w:tcPr>
-          <w:p>
-            <w:r/>
-          </w:p>
-        </w:tc>
-        <w:tc>
-          <w:tcPr>
-            <w:tcW w:w="1275" w:type="dxa"/>
-            <w:tcBorders>
-              <w:top w:val="single" w:sz="12" w:space="0" w:color="000000"/>
-              <w:left w:val="single" w:sz="12" w:space="0" w:color="000000"/>
-              <w:bottom w:val="single" w:sz="12" w:space="0" w:color="000000"/>
-              <w:right w:val="single" w:sz="12" w:space="0" w:color="000000"/>
-            </w:tcBorders>
-          </w:tcPr>
-          <w:p>
-            <w:r/>
-          </w:p>
-        </w:tc>
-        <w:tc>
-          <w:tcPr>
-            <w:tcW w:w="993" w:type="dxa"/>
-            <w:tcBorders>
-              <w:top w:val="single" w:sz="12" w:space="0" w:color="000000"/>
-              <w:left w:val="single" w:sz="12" w:space="0" w:color="000000"/>
-              <w:bottom w:val="single" w:sz="12" w:space="0" w:color="000000"/>
-            </w:tcBorders>
-          </w:tcPr>
-          <w:p>
-            <w:r>
-              <w:t>REM-0457</w:t>
-            </w:r>
-          </w:p>
-        </w:tc>
-      </w:tr>
-      <w:tr>
-        <w:trPr>
-          <w:trHeight w:val="274"/>
-        </w:trPr>
-        <w:tc>
-          <w:tcPr>
-            <w:tcW w:w="1471" w:type="dxa"/>
-            <w:tcBorders>
-              <w:top w:val="single" w:sz="12" w:space="0" w:color="000000"/>
-              <w:bottom w:val="single" w:sz="12" w:space="0" w:color="000000"/>
-              <w:right w:val="single" w:sz="12" w:space="0" w:color="000000"/>
-            </w:tcBorders>
-          </w:tcPr>
-          <w:p>
-            <w:r>
-              <w:t>Panaderia El Trigal</w:t>
-            </w:r>
-          </w:p>
-        </w:tc>
-        <w:tc>
-          <w:tcPr>
-            <w:tcW w:w="3169" w:type="dxa"/>
-            <w:tcBorders>
-              <w:top w:val="single" w:sz="12" w:space="0" w:color="000000"/>
-              <w:left w:val="single" w:sz="12" w:space="0" w:color="000000"/>
-              <w:bottom w:val="single" w:sz="12" w:space="0" w:color="000000"/>
-              <w:right w:val="single" w:sz="12" w:space="0" w:color="000000"/>
-            </w:tcBorders>
-          </w:tcPr>
-          <w:p>
-            <w:r>
-              <w:t>Masa</w:t>
-            </w:r>
-          </w:p>
-        </w:tc>
-        <w:tc>
-          <w:tcPr>
-            <w:tcW w:w="1044" w:type="dxa"/>
-            <w:tcBorders>
-              <w:top w:val="single" w:sz="12" w:space="0" w:color="000000"/>
-              <w:left w:val="single" w:sz="12" w:space="0" w:color="000000"/>
-              <w:bottom w:val="single" w:sz="12" w:space="0" w:color="000000"/>
-              <w:right w:val="single" w:sz="12" w:space="0" w:color="000000"/>
-            </w:tcBorders>
-          </w:tcPr>
-          <w:p>
-            <w:r>
-              <w:t>3</w:t>
-            </w:r>
-          </w:p>
-        </w:tc>
-        <w:tc>
-          <w:tcPr>
-            <w:tcW w:w="1151" w:type="dxa"/>
-            <w:tcBorders>
-              <w:top w:val="single" w:sz="12" w:space="0" w:color="000000"/>
-              <w:left w:val="single" w:sz="12" w:space="0" w:color="000000"/>
-              <w:bottom w:val="single" w:sz="12" w:space="0" w:color="000000"/>
-              <w:right w:val="single" w:sz="12" w:space="0" w:color="000000"/>
-            </w:tcBorders>
-          </w:tcPr>
-          <w:p>
-            <w:r/>
-          </w:p>
-        </w:tc>
-        <w:tc>
-          <w:tcPr>
-            <w:tcW w:w="992" w:type="dxa"/>
-            <w:tcBorders>
-              <w:top w:val="single" w:sz="12" w:space="0" w:color="000000"/>
-              <w:left w:val="single" w:sz="12" w:space="0" w:color="000000"/>
-              <w:bottom w:val="single" w:sz="12" w:space="0" w:color="000000"/>
-              <w:right w:val="single" w:sz="12" w:space="0" w:color="000000"/>
-            </w:tcBorders>
-          </w:tcPr>
-          <w:p>
-            <w:r/>
-          </w:p>
-        </w:tc>
-        <w:tc>
-          <w:tcPr>
-            <w:tcW w:w="1045" w:type="dxa"/>
-            <w:tcBorders>
-              <w:top w:val="single" w:sz="12" w:space="0" w:color="000000"/>
-              <w:left w:val="single" w:sz="12" w:space="0" w:color="000000"/>
-              <w:bottom w:val="single" w:sz="12" w:space="0" w:color="000000"/>
-              <w:right w:val="single" w:sz="12" w:space="0" w:color="000000"/>
-            </w:tcBorders>
-          </w:tcPr>
-          <w:p>
-            <w:r/>
-          </w:p>
-        </w:tc>
-        <w:tc>
-          <w:tcPr>
-            <w:tcW w:w="1275" w:type="dxa"/>
-            <w:tcBorders>
-              <w:top w:val="single" w:sz="12" w:space="0" w:color="000000"/>
-              <w:left w:val="single" w:sz="12" w:space="0" w:color="000000"/>
-              <w:bottom w:val="single" w:sz="12" w:space="0" w:color="000000"/>
-              <w:right w:val="single" w:sz="12" w:space="0" w:color="000000"/>
-            </w:tcBorders>
-          </w:tcPr>
-          <w:p>
-            <w:r/>
-          </w:p>
-        </w:tc>
-        <w:tc>
-          <w:tcPr>
-            <w:tcW w:w="993" w:type="dxa"/>
-            <w:tcBorders>
-              <w:top w:val="single" w:sz="12" w:space="0" w:color="000000"/>
-              <w:left w:val="single" w:sz="12" w:space="0" w:color="000000"/>
-              <w:bottom w:val="single" w:sz="12" w:space="0" w:color="000000"/>
-            </w:tcBorders>
-          </w:tcPr>
-          <w:p>
-            <w:r>
-              <w:t>REM-0458</w:t>
-            </w:r>
-          </w:p>
-        </w:tc>
-      </w:tr>
-      <w:tr>
-        <w:trPr>
-          <w:trHeight w:val="275"/>
-        </w:trPr>
-        <w:tc>
-          <w:tcPr>
-            <w:tcW w:w="1471" w:type="dxa"/>
-            <w:tcBorders>
-              <w:top w:val="single" w:sz="12" w:space="0" w:color="000000"/>
-              <w:bottom w:val="single" w:sz="12" w:space="0" w:color="000000"/>
-              <w:right w:val="single" w:sz="12" w:space="0" w:color="000000"/>
-            </w:tcBorders>
-          </w:tcPr>
-          <w:p>
-            <w:r>
-              <w:t>Panaderia El Trigal</w:t>
-            </w:r>
-          </w:p>
-        </w:tc>
-        <w:tc>
-          <w:tcPr>
-            <w:tcW w:w="3169" w:type="dxa"/>
-            <w:tcBorders>
-              <w:top w:val="single" w:sz="12" w:space="0" w:color="000000"/>
-              <w:left w:val="single" w:sz="12" w:space="0" w:color="000000"/>
-              <w:bottom w:val="single" w:sz="12" w:space="0" w:color="000000"/>
-              <w:right w:val="single" w:sz="12" w:space="0" w:color="000000"/>
-            </w:tcBorders>
-          </w:tcPr>
-          <w:p>
-            <w:r>
-              <w:t>Masa</w:t>
-            </w:r>
-          </w:p>
-        </w:tc>
-        <w:tc>
-          <w:tcPr>
-            <w:tcW w:w="1044" w:type="dxa"/>
-            <w:tcBorders>
-              <w:top w:val="single" w:sz="12" w:space="0" w:color="000000"/>
-              <w:left w:val="single" w:sz="12" w:space="0" w:color="000000"/>
-              <w:bottom w:val="single" w:sz="12" w:space="0" w:color="000000"/>
-              <w:right w:val="single" w:sz="12" w:space="0" w:color="000000"/>
-            </w:tcBorders>
-          </w:tcPr>
-          <w:p>
-            <w:r>
-              <w:t>3</w:t>
-            </w:r>
-          </w:p>
-        </w:tc>
-        <w:tc>
-          <w:tcPr>
-            <w:tcW w:w="1151" w:type="dxa"/>
-            <w:tcBorders>
-              <w:top w:val="single" w:sz="12" w:space="0" w:color="000000"/>
-              <w:left w:val="single" w:sz="12" w:space="0" w:color="000000"/>
-              <w:bottom w:val="single" w:sz="12" w:space="0" w:color="000000"/>
-              <w:right w:val="single" w:sz="12" w:space="0" w:color="000000"/>
-            </w:tcBorders>
-          </w:tcPr>
-          <w:p>
-            <w:r/>
-          </w:p>
-        </w:tc>
-        <w:tc>
-          <w:tcPr>
-            <w:tcW w:w="992" w:type="dxa"/>
-            <w:tcBorders>
-              <w:top w:val="single" w:sz="12" w:space="0" w:color="000000"/>
-              <w:left w:val="single" w:sz="12" w:space="0" w:color="000000"/>
-              <w:bottom w:val="single" w:sz="12" w:space="0" w:color="000000"/>
-              <w:right w:val="single" w:sz="12" w:space="0" w:color="000000"/>
-            </w:tcBorders>
-          </w:tcPr>
-          <w:p>
-            <w:r/>
-          </w:p>
-        </w:tc>
-        <w:tc>
-          <w:tcPr>
-            <w:tcW w:w="1045" w:type="dxa"/>
-            <w:tcBorders>
-              <w:top w:val="single" w:sz="12" w:space="0" w:color="000000"/>
-              <w:left w:val="single" w:sz="12" w:space="0" w:color="000000"/>
-              <w:bottom w:val="single" w:sz="12" w:space="0" w:color="000000"/>
-              <w:right w:val="single" w:sz="12" w:space="0" w:color="000000"/>
-            </w:tcBorders>
-          </w:tcPr>
-          <w:p>
-            <w:r/>
-          </w:p>
-        </w:tc>
-        <w:tc>
-          <w:tcPr>
-            <w:tcW w:w="1275" w:type="dxa"/>
-            <w:tcBorders>
-              <w:top w:val="single" w:sz="12" w:space="0" w:color="000000"/>
-              <w:left w:val="single" w:sz="12" w:space="0" w:color="000000"/>
-              <w:bottom w:val="single" w:sz="12" w:space="0" w:color="000000"/>
-              <w:right w:val="single" w:sz="12" w:space="0" w:color="000000"/>
-            </w:tcBorders>
-          </w:tcPr>
-          <w:p>
-            <w:r/>
-          </w:p>
-        </w:tc>
-        <w:tc>
-          <w:tcPr>
-            <w:tcW w:w="993" w:type="dxa"/>
-            <w:tcBorders>
-              <w:top w:val="single" w:sz="12" w:space="0" w:color="000000"/>
-              <w:left w:val="single" w:sz="12" w:space="0" w:color="000000"/>
-              <w:bottom w:val="single" w:sz="12" w:space="0" w:color="000000"/>
-            </w:tcBorders>
-          </w:tcPr>
-          <w:p>
-            <w:r>
-              <w:t>REM-0458</w:t>
-            </w:r>
-          </w:p>
-        </w:tc>
-      </w:tr>
-      <w:tr>
-        <w:trPr>
-          <w:trHeight w:val="274"/>
-        </w:trPr>
-        <w:tc>
-          <w:tcPr>
-            <w:tcW w:w="1471" w:type="dxa"/>
-            <w:tcBorders>
-              <w:top w:val="single" w:sz="12" w:space="0" w:color="000000"/>
-              <w:bottom w:val="single" w:sz="12" w:space="0" w:color="000000"/>
-              <w:right w:val="single" w:sz="12" w:space="0" w:color="000000"/>
-            </w:tcBorders>
-          </w:tcPr>
-          <w:p>
-            <w:r>
-              <w:t>Tienda Naturales</w:t>
-            </w:r>
-          </w:p>
-        </w:tc>
-        <w:tc>
-          <w:tcPr>
-            <w:tcW w:w="3169" w:type="dxa"/>
-            <w:tcBorders>
-              <w:top w:val="single" w:sz="12" w:space="0" w:color="000000"/>
-              <w:left w:val="single" w:sz="12" w:space="0" w:color="000000"/>
-              <w:bottom w:val="single" w:sz="12" w:space="0" w:color="000000"/>
-              <w:right w:val="single" w:sz="12" w:space="0" w:color="000000"/>
-            </w:tcBorders>
-          </w:tcPr>
-          <w:p>
-            <w:r>
-              <w:t>Arepa</w:t>
-            </w:r>
-          </w:p>
-        </w:tc>
-        <w:tc>
-          <w:tcPr>
-            <w:tcW w:w="1044" w:type="dxa"/>
-            <w:tcBorders>
-              <w:top w:val="single" w:sz="12" w:space="0" w:color="000000"/>
-              <w:left w:val="single" w:sz="12" w:space="0" w:color="000000"/>
-              <w:bottom w:val="single" w:sz="12" w:space="0" w:color="000000"/>
-              <w:right w:val="single" w:sz="12" w:space="0" w:color="000000"/>
-            </w:tcBorders>
-          </w:tcPr>
-          <w:p>
-            <w:r>
-              <w:t>5</w:t>
-            </w:r>
-          </w:p>
-        </w:tc>
-        <w:tc>
-          <w:tcPr>
-            <w:tcW w:w="1151" w:type="dxa"/>
-            <w:tcBorders>
-              <w:top w:val="single" w:sz="12" w:space="0" w:color="000000"/>
-              <w:left w:val="single" w:sz="12" w:space="0" w:color="000000"/>
-              <w:bottom w:val="single" w:sz="12" w:space="0" w:color="000000"/>
-              <w:right w:val="single" w:sz="12" w:space="0" w:color="000000"/>
-            </w:tcBorders>
-          </w:tcPr>
-          <w:p>
-            <w:r/>
-          </w:p>
-        </w:tc>
-        <w:tc>
-          <w:tcPr>
-            <w:tcW w:w="992" w:type="dxa"/>
-            <w:tcBorders>
-              <w:top w:val="single" w:sz="12" w:space="0" w:color="000000"/>
-              <w:left w:val="single" w:sz="12" w:space="0" w:color="000000"/>
-              <w:bottom w:val="single" w:sz="12" w:space="0" w:color="000000"/>
-              <w:right w:val="single" w:sz="12" w:space="0" w:color="000000"/>
-            </w:tcBorders>
-          </w:tcPr>
-          <w:p>
-            <w:r/>
-          </w:p>
-        </w:tc>
-        <w:tc>
-          <w:tcPr>
-            <w:tcW w:w="1045" w:type="dxa"/>
-            <w:tcBorders>
-              <w:top w:val="single" w:sz="12" w:space="0" w:color="000000"/>
-              <w:left w:val="single" w:sz="12" w:space="0" w:color="000000"/>
-              <w:bottom w:val="single" w:sz="12" w:space="0" w:color="000000"/>
-              <w:right w:val="single" w:sz="12" w:space="0" w:color="000000"/>
-            </w:tcBorders>
-          </w:tcPr>
-          <w:p>
-            <w:r/>
-          </w:p>
-        </w:tc>
-        <w:tc>
-          <w:tcPr>
-            <w:tcW w:w="1275" w:type="dxa"/>
-            <w:tcBorders>
-              <w:top w:val="single" w:sz="12" w:space="0" w:color="000000"/>
-              <w:left w:val="single" w:sz="12" w:space="0" w:color="000000"/>
-              <w:bottom w:val="single" w:sz="12" w:space="0" w:color="000000"/>
-              <w:right w:val="single" w:sz="12" w:space="0" w:color="000000"/>
-            </w:tcBorders>
-          </w:tcPr>
-          <w:p>
-            <w:r/>
-          </w:p>
-        </w:tc>
-        <w:tc>
-          <w:tcPr>
-            <w:tcW w:w="993" w:type="dxa"/>
-            <w:tcBorders>
-              <w:top w:val="single" w:sz="12" w:space="0" w:color="000000"/>
-              <w:left w:val="single" w:sz="12" w:space="0" w:color="000000"/>
-              <w:bottom w:val="single" w:sz="12" w:space="0" w:color="000000"/>
-            </w:tcBorders>
-          </w:tcPr>
-          <w:p>
-            <w:r>
-              <w:t>REM-0457</w:t>
-            </w:r>
-          </w:p>
-        </w:tc>
-      </w:tr>
-      <w:tr>
-        <w:trPr>
-          <w:trHeight w:val="274"/>
-        </w:trPr>
-        <w:tc>
-          <w:tcPr>
-            <w:tcW w:w="1471" w:type="dxa"/>
-            <w:tcBorders>
-              <w:top w:val="single" w:sz="12" w:space="0" w:color="000000"/>
-              <w:bottom w:val="single" w:sz="12" w:space="0" w:color="000000"/>
-              <w:right w:val="single" w:sz="12" w:space="0" w:color="000000"/>
-            </w:tcBorders>
-          </w:tcPr>
-          <w:p>
-            <w:r>
-              <w:t>Panaderia El Trigal</w:t>
-            </w:r>
-          </w:p>
-        </w:tc>
-        <w:tc>
-          <w:tcPr>
-            <w:tcW w:w="3169" w:type="dxa"/>
-            <w:tcBorders>
-              <w:top w:val="single" w:sz="12" w:space="0" w:color="000000"/>
-              <w:left w:val="single" w:sz="12" w:space="0" w:color="000000"/>
-              <w:bottom w:val="single" w:sz="12" w:space="0" w:color="000000"/>
-              <w:right w:val="single" w:sz="12" w:space="0" w:color="000000"/>
-            </w:tcBorders>
-          </w:tcPr>
-          <w:p>
-            <w:r>
-              <w:t>Masa</w:t>
-            </w:r>
-          </w:p>
-        </w:tc>
-        <w:tc>
-          <w:tcPr>
-            <w:tcW w:w="1044" w:type="dxa"/>
-            <w:tcBorders>
-              <w:top w:val="single" w:sz="12" w:space="0" w:color="000000"/>
-              <w:left w:val="single" w:sz="12" w:space="0" w:color="000000"/>
-              <w:bottom w:val="single" w:sz="12" w:space="0" w:color="000000"/>
-              <w:right w:val="single" w:sz="12" w:space="0" w:color="000000"/>
-            </w:tcBorders>
-          </w:tcPr>
-          <w:p>
-            <w:r>
-              <w:t>3</w:t>
-            </w:r>
-          </w:p>
-        </w:tc>
-        <w:tc>
-          <w:tcPr>
-            <w:tcW w:w="1151" w:type="dxa"/>
-            <w:tcBorders>
-              <w:top w:val="single" w:sz="12" w:space="0" w:color="000000"/>
-              <w:left w:val="single" w:sz="12" w:space="0" w:color="000000"/>
-              <w:bottom w:val="single" w:sz="12" w:space="0" w:color="000000"/>
-              <w:right w:val="single" w:sz="12" w:space="0" w:color="000000"/>
-            </w:tcBorders>
-          </w:tcPr>
-          <w:p>
-            <w:r/>
-          </w:p>
-        </w:tc>
-        <w:tc>
-          <w:tcPr>
-            <w:tcW w:w="992" w:type="dxa"/>
-            <w:tcBorders>
-              <w:top w:val="single" w:sz="12" w:space="0" w:color="000000"/>
-              <w:left w:val="single" w:sz="12" w:space="0" w:color="000000"/>
-              <w:bottom w:val="single" w:sz="12" w:space="0" w:color="000000"/>
-              <w:right w:val="single" w:sz="12" w:space="0" w:color="000000"/>
-            </w:tcBorders>
-          </w:tcPr>
-          <w:p>
-            <w:r/>
-          </w:p>
-        </w:tc>
-        <w:tc>
-          <w:tcPr>
-            <w:tcW w:w="1045" w:type="dxa"/>
-            <w:tcBorders>
-              <w:top w:val="single" w:sz="12" w:space="0" w:color="000000"/>
-              <w:left w:val="single" w:sz="12" w:space="0" w:color="000000"/>
-              <w:bottom w:val="single" w:sz="12" w:space="0" w:color="000000"/>
-              <w:right w:val="single" w:sz="12" w:space="0" w:color="000000"/>
-            </w:tcBorders>
-          </w:tcPr>
-          <w:p>
-            <w:r/>
-          </w:p>
-        </w:tc>
-        <w:tc>
-          <w:tcPr>
-            <w:tcW w:w="1275" w:type="dxa"/>
-            <w:tcBorders>
-              <w:top w:val="single" w:sz="12" w:space="0" w:color="000000"/>
-              <w:left w:val="single" w:sz="12" w:space="0" w:color="000000"/>
-              <w:bottom w:val="single" w:sz="12" w:space="0" w:color="000000"/>
-              <w:right w:val="single" w:sz="12" w:space="0" w:color="000000"/>
-            </w:tcBorders>
-          </w:tcPr>
-          <w:p>
-            <w:r/>
-          </w:p>
-        </w:tc>
-        <w:tc>
-          <w:tcPr>
-            <w:tcW w:w="993" w:type="dxa"/>
-            <w:tcBorders>
-              <w:top w:val="single" w:sz="12" w:space="0" w:color="000000"/>
-              <w:left w:val="single" w:sz="12" w:space="0" w:color="000000"/>
-              <w:bottom w:val="single" w:sz="12" w:space="0" w:color="000000"/>
-            </w:tcBorders>
-          </w:tcPr>
-          <w:p>
-            <w:r>
-              <w:t>REM-0458</w:t>
-            </w:r>
-          </w:p>
-        </w:tc>
-      </w:tr>
-      <w:tr>
-        <w:trPr>
-          <w:trHeight w:val="275"/>
-        </w:trPr>
-        <w:tc>
-          <w:tcPr>
-            <w:tcW w:w="1471" w:type="dxa"/>
-            <w:tcBorders>
-              <w:top w:val="single" w:sz="12" w:space="0" w:color="000000"/>
-              <w:bottom w:val="single" w:sz="12" w:space="0" w:color="000000"/>
-              <w:right w:val="single" w:sz="12" w:space="0" w:color="000000"/>
-            </w:tcBorders>
-          </w:tcPr>
-          <w:p>
-            <w:r>
-              <w:t>Panaderia El Trigal</w:t>
-            </w:r>
-          </w:p>
-        </w:tc>
-        <w:tc>
-          <w:tcPr>
-            <w:tcW w:w="3169" w:type="dxa"/>
-            <w:tcBorders>
-              <w:top w:val="single" w:sz="12" w:space="0" w:color="000000"/>
-              <w:left w:val="single" w:sz="12" w:space="0" w:color="000000"/>
-              <w:bottom w:val="single" w:sz="12" w:space="0" w:color="000000"/>
-              <w:right w:val="single" w:sz="12" w:space="0" w:color="000000"/>
-            </w:tcBorders>
-          </w:tcPr>
-          <w:p>
-            <w:r>
-              <w:t>Masa</w:t>
-            </w:r>
-          </w:p>
-        </w:tc>
-        <w:tc>
-          <w:tcPr>
-            <w:tcW w:w="1044" w:type="dxa"/>
-            <w:tcBorders>
-              <w:top w:val="single" w:sz="12" w:space="0" w:color="000000"/>
-              <w:left w:val="single" w:sz="12" w:space="0" w:color="000000"/>
-              <w:bottom w:val="single" w:sz="12" w:space="0" w:color="000000"/>
-              <w:right w:val="single" w:sz="12" w:space="0" w:color="000000"/>
-            </w:tcBorders>
-          </w:tcPr>
-          <w:p>
-            <w:r>
-              <w:t>3</w:t>
-            </w:r>
-          </w:p>
-        </w:tc>
-        <w:tc>
-          <w:tcPr>
-            <w:tcW w:w="1151" w:type="dxa"/>
-            <w:tcBorders>
-              <w:top w:val="single" w:sz="12" w:space="0" w:color="000000"/>
-              <w:left w:val="single" w:sz="12" w:space="0" w:color="000000"/>
-              <w:bottom w:val="single" w:sz="12" w:space="0" w:color="000000"/>
-              <w:right w:val="single" w:sz="12" w:space="0" w:color="000000"/>
-            </w:tcBorders>
-          </w:tcPr>
-          <w:p>
-            <w:r/>
-          </w:p>
-        </w:tc>
-        <w:tc>
-          <w:tcPr>
-            <w:tcW w:w="992" w:type="dxa"/>
-            <w:tcBorders>
-              <w:top w:val="single" w:sz="12" w:space="0" w:color="000000"/>
-              <w:left w:val="single" w:sz="12" w:space="0" w:color="000000"/>
-              <w:bottom w:val="single" w:sz="12" w:space="0" w:color="000000"/>
-              <w:right w:val="single" w:sz="12" w:space="0" w:color="000000"/>
-            </w:tcBorders>
-          </w:tcPr>
-          <w:p>
-            <w:r/>
-          </w:p>
-        </w:tc>
-        <w:tc>
-          <w:tcPr>
-            <w:tcW w:w="1045" w:type="dxa"/>
-            <w:tcBorders>
-              <w:top w:val="single" w:sz="12" w:space="0" w:color="000000"/>
-              <w:left w:val="single" w:sz="12" w:space="0" w:color="000000"/>
-              <w:bottom w:val="single" w:sz="12" w:space="0" w:color="000000"/>
-              <w:right w:val="single" w:sz="12" w:space="0" w:color="000000"/>
-            </w:tcBorders>
-          </w:tcPr>
-          <w:p>
-            <w:r/>
-          </w:p>
-        </w:tc>
-        <w:tc>
-          <w:tcPr>
-            <w:tcW w:w="1275" w:type="dxa"/>
-            <w:tcBorders>
-              <w:top w:val="single" w:sz="12" w:space="0" w:color="000000"/>
-              <w:left w:val="single" w:sz="12" w:space="0" w:color="000000"/>
-              <w:bottom w:val="single" w:sz="12" w:space="0" w:color="000000"/>
-              <w:right w:val="single" w:sz="12" w:space="0" w:color="000000"/>
-            </w:tcBorders>
-          </w:tcPr>
-          <w:p>
-            <w:r/>
-          </w:p>
-        </w:tc>
-        <w:tc>
-          <w:tcPr>
-            <w:tcW w:w="993" w:type="dxa"/>
-            <w:tcBorders>
-              <w:top w:val="single" w:sz="12" w:space="0" w:color="000000"/>
-              <w:left w:val="single" w:sz="12" w:space="0" w:color="000000"/>
-              <w:bottom w:val="single" w:sz="12" w:space="0" w:color="000000"/>
-            </w:tcBorders>
-          </w:tcPr>
-          <w:p>
-            <w:r>
-              <w:t>REM-0458</w:t>
-            </w:r>
-          </w:p>
-        </w:tc>
-      </w:tr>
     </w:tbl>
     <w:p>
       <w:pPr>
@@ -2425,14 +1564,9 @@
                                   </w:tcBorders>
                                 </w:tcPr>
                                 <w:p>
-                                  <w:pPr>
-                                    <w:pStyle w:val="TableParagraph"/>
-                                    <w:spacing w:before="50"/>
-                                    <w:ind w:left="82"/>
-                                    <w:rPr>
-                                      <w:sz w:val="13"/>
-                                    </w:rPr>
-                                  </w:pPr>
+                                  <w:r>
+                                    <w:t>Pan tajado</w:t>
+                                  </w:r>
                                 </w:p>
                               </w:tc>
                               <w:tc>
@@ -2445,14 +1579,9 @@
                                   </w:tcBorders>
                                 </w:tcPr>
                                 <w:p>
-                                  <w:pPr>
-                                    <w:pStyle w:val="TableParagraph"/>
-                                    <w:spacing w:before="50"/>
-                                    <w:ind w:left="81"/>
-                                    <w:rPr>
-                                      <w:sz w:val="13"/>
-                                    </w:rPr>
-                                  </w:pPr>
+                                  <w:r>
+                                    <w:t>10</w:t>
+                                  </w:r>
                                 </w:p>
                               </w:tc>
                             </w:tr>
@@ -2470,14 +1599,9 @@
                                   </w:tcBorders>
                                 </w:tcPr>
                                 <w:p>
-                                  <w:pPr>
-                                    <w:pStyle w:val="TableParagraph"/>
-                                    <w:spacing w:before="50"/>
-                                    <w:ind w:left="82"/>
-                                    <w:rPr>
-                                      <w:sz w:val="13"/>
-                                    </w:rPr>
-                                  </w:pPr>
+                                  <w:r>
+                                    <w:t>Arepa</w:t>
+                                  </w:r>
                                 </w:p>
                               </w:tc>
                               <w:tc>
@@ -2490,14 +1614,9 @@
                                   </w:tcBorders>
                                 </w:tcPr>
                                 <w:p>
-                                  <w:pPr>
-                                    <w:pStyle w:val="TableParagraph"/>
-                                    <w:spacing w:before="50"/>
-                                    <w:ind w:left="81"/>
-                                    <w:rPr>
-                                      <w:sz w:val="13"/>
-                                    </w:rPr>
-                                  </w:pPr>
+                                  <w:r>
+                                    <w:t>5</w:t>
+                                  </w:r>
                                 </w:p>
                               </w:tc>
                             </w:tr>
@@ -2515,14 +1634,9 @@
                                   </w:tcBorders>
                                 </w:tcPr>
                                 <w:p>
-                                  <w:pPr>
-                                    <w:pStyle w:val="TableParagraph"/>
-                                    <w:spacing w:before="50"/>
-                                    <w:ind w:left="82"/>
-                                    <w:rPr>
-                                      <w:sz w:val="13"/>
-                                    </w:rPr>
-                                  </w:pPr>
+                                  <w:r>
+                                    <w:t>Masa</w:t>
+                                  </w:r>
                                 </w:p>
                               </w:tc>
                               <w:tc>
@@ -2535,329 +1649,9 @@
                                   </w:tcBorders>
                                 </w:tcPr>
                                 <w:p>
-                                  <w:pPr>
-                                    <w:pStyle w:val="TableParagraph"/>
-                                    <w:spacing w:before="50"/>
-                                    <w:ind w:left="81"/>
-                                    <w:rPr>
-                                      <w:sz w:val="13"/>
-                                    </w:rPr>
-                                  </w:pPr>
-                                </w:p>
-                              </w:tc>
-                            </w:tr>
-                            <w:tr>
-                              <w:trPr>
-                                <w:trHeight w:val="275"/>
-                              </w:trPr>
-                              <w:tc>
-                                <w:tcPr>
-                                  <w:tcW w:w="3468" w:type="dxa"/>
-                                  <w:tcBorders>
-                                    <w:top w:val="single" w:sz="12" w:space="0" w:color="000000"/>
-                                    <w:bottom w:val="single" w:sz="12" w:space="0" w:color="000000"/>
-                                    <w:right w:val="single" w:sz="12" w:space="0" w:color="000000"/>
-                                  </w:tcBorders>
-                                </w:tcPr>
-                                <w:p>
-                                  <w:pPr>
-                                    <w:pStyle w:val="TableParagraph"/>
-                                    <w:spacing w:before="50"/>
-                                    <w:ind w:left="82"/>
-                                    <w:rPr>
-                                      <w:sz w:val="13"/>
-                                    </w:rPr>
-                                  </w:pPr>
-                                </w:p>
-                              </w:tc>
-                              <w:tc>
-                                <w:tcPr>
-                                  <w:tcW w:w="1368" w:type="dxa"/>
-                                  <w:tcBorders>
-                                    <w:top w:val="single" w:sz="12" w:space="0" w:color="000000"/>
-                                    <w:left w:val="single" w:sz="12" w:space="0" w:color="000000"/>
-                                    <w:bottom w:val="single" w:sz="12" w:space="0" w:color="000000"/>
-                                  </w:tcBorders>
-                                </w:tcPr>
-                                <w:p>
-                                  <w:pPr>
-                                    <w:pStyle w:val="TableParagraph"/>
-                                    <w:spacing w:before="50"/>
-                                    <w:ind w:left="81"/>
-                                    <w:rPr>
-                                      <w:sz w:val="13"/>
-                                    </w:rPr>
-                                  </w:pPr>
-                                </w:p>
-                              </w:tc>
-                            </w:tr>
-                            <w:tr>
-                              <w:trPr>
-                                <w:trHeight w:val="274"/>
-                              </w:trPr>
-                              <w:tc>
-                                <w:tcPr>
-                                  <w:tcW w:w="3468" w:type="dxa"/>
-                                  <w:tcBorders>
-                                    <w:top w:val="single" w:sz="12" w:space="0" w:color="000000"/>
-                                    <w:bottom w:val="single" w:sz="12" w:space="0" w:color="000000"/>
-                                    <w:right w:val="single" w:sz="12" w:space="0" w:color="000000"/>
-                                  </w:tcBorders>
-                                </w:tcPr>
-                                <w:p>
-                                  <w:pPr>
-                                    <w:pStyle w:val="TableParagraph"/>
-                                    <w:spacing w:before="50"/>
-                                    <w:ind w:left="82"/>
-                                    <w:rPr>
-                                      <w:sz w:val="13"/>
-                                    </w:rPr>
-                                  </w:pPr>
-                                </w:p>
-                              </w:tc>
-                              <w:tc>
-                                <w:tcPr>
-                                  <w:tcW w:w="1368" w:type="dxa"/>
-                                  <w:tcBorders>
-                                    <w:top w:val="single" w:sz="12" w:space="0" w:color="000000"/>
-                                    <w:left w:val="single" w:sz="12" w:space="0" w:color="000000"/>
-                                    <w:bottom w:val="single" w:sz="12" w:space="0" w:color="000000"/>
-                                  </w:tcBorders>
-                                </w:tcPr>
-                                <w:p>
-                                  <w:pPr>
-                                    <w:pStyle w:val="TableParagraph"/>
-                                    <w:spacing w:before="50"/>
-                                    <w:ind w:left="81"/>
-                                    <w:rPr>
-                                      <w:sz w:val="13"/>
-                                    </w:rPr>
-                                  </w:pPr>
-                                </w:p>
-                              </w:tc>
-                            </w:tr>
-                            <w:tr>
-                              <w:trPr>
-                                <w:trHeight w:val="274"/>
-                              </w:trPr>
-                              <w:tc>
-                                <w:tcPr>
-                                  <w:tcW w:w="3468" w:type="dxa"/>
-                                  <w:tcBorders>
-                                    <w:top w:val="single" w:sz="12" w:space="0" w:color="000000"/>
-                                    <w:bottom w:val="single" w:sz="12" w:space="0" w:color="000000"/>
-                                    <w:right w:val="single" w:sz="12" w:space="0" w:color="000000"/>
-                                  </w:tcBorders>
-                                </w:tcPr>
-                                <w:p>
-                                  <w:pPr>
-                                    <w:pStyle w:val="TableParagraph"/>
-                                    <w:spacing w:before="50"/>
-                                    <w:ind w:left="82"/>
-                                    <w:rPr>
-                                      <w:sz w:val="13"/>
-                                    </w:rPr>
-                                  </w:pPr>
-                                </w:p>
-                              </w:tc>
-                              <w:tc>
-                                <w:tcPr>
-                                  <w:tcW w:w="1368" w:type="dxa"/>
-                                  <w:tcBorders>
-                                    <w:top w:val="single" w:sz="12" w:space="0" w:color="000000"/>
-                                    <w:left w:val="single" w:sz="12" w:space="0" w:color="000000"/>
-                                    <w:bottom w:val="single" w:sz="12" w:space="0" w:color="000000"/>
-                                  </w:tcBorders>
-                                </w:tcPr>
-                                <w:p>
-                                  <w:pPr>
-                                    <w:pStyle w:val="TableParagraph"/>
-                                    <w:spacing w:before="50"/>
-                                    <w:ind w:left="81"/>
-                                    <w:rPr>
-                                      <w:sz w:val="13"/>
-                                    </w:rPr>
-                                  </w:pPr>
-                                </w:p>
-                              </w:tc>
-                            </w:tr>
-                            <w:tr>
-                              <w:trPr>
-                                <w:trHeight w:val="275"/>
-                              </w:trPr>
-                              <w:tc>
-                                <w:tcPr>
-                                  <w:tcW w:w="3468" w:type="dxa"/>
-                                  <w:tcBorders>
-                                    <w:top w:val="single" w:sz="12" w:space="0" w:color="000000"/>
-                                    <w:bottom w:val="single" w:sz="12" w:space="0" w:color="000000"/>
-                                    <w:right w:val="single" w:sz="12" w:space="0" w:color="000000"/>
-                                  </w:tcBorders>
-                                </w:tcPr>
-                                <w:p>
-                                  <w:pPr>
-                                    <w:pStyle w:val="TableParagraph"/>
-                                    <w:spacing w:before="50"/>
-                                    <w:ind w:left="82"/>
-                                    <w:rPr>
-                                      <w:sz w:val="13"/>
-                                    </w:rPr>
-                                  </w:pPr>
-                                </w:p>
-                              </w:tc>
-                              <w:tc>
-                                <w:tcPr>
-                                  <w:tcW w:w="1368" w:type="dxa"/>
-                                  <w:tcBorders>
-                                    <w:top w:val="single" w:sz="12" w:space="0" w:color="000000"/>
-                                    <w:left w:val="single" w:sz="12" w:space="0" w:color="000000"/>
-                                    <w:bottom w:val="single" w:sz="12" w:space="0" w:color="000000"/>
-                                  </w:tcBorders>
-                                </w:tcPr>
-                                <w:p>
-                                  <w:pPr>
-                                    <w:pStyle w:val="TableParagraph"/>
-                                    <w:spacing w:before="50"/>
-                                    <w:ind w:left="81"/>
-                                    <w:rPr>
-                                      <w:sz w:val="13"/>
-                                    </w:rPr>
-                                  </w:pPr>
-                                </w:p>
-                              </w:tc>
-                            </w:tr>
-                            <w:tr>
-                              <w:trPr>
-                                <w:trHeight w:val="274"/>
-                              </w:trPr>
-                              <w:tc>
-                                <w:tcPr>
-                                  <w:tcW w:w="3468" w:type="dxa"/>
-                                  <w:tcBorders>
-                                    <w:top w:val="single" w:sz="12" w:space="0" w:color="000000"/>
-                                    <w:bottom w:val="single" w:sz="12" w:space="0" w:color="000000"/>
-                                    <w:right w:val="single" w:sz="12" w:space="0" w:color="000000"/>
-                                  </w:tcBorders>
-                                </w:tcPr>
-                                <w:p>
-                                  <w:pPr>
-                                    <w:pStyle w:val="TableParagraph"/>
-                                    <w:spacing w:before="50"/>
-                                    <w:ind w:left="82"/>
-                                    <w:rPr>
-                                      <w:sz w:val="13"/>
-                                    </w:rPr>
-                                  </w:pPr>
-                                </w:p>
-                              </w:tc>
-                              <w:tc>
-                                <w:tcPr>
-                                  <w:tcW w:w="1368" w:type="dxa"/>
-                                  <w:tcBorders>
-                                    <w:top w:val="single" w:sz="12" w:space="0" w:color="000000"/>
-                                    <w:left w:val="single" w:sz="12" w:space="0" w:color="000000"/>
-                                    <w:bottom w:val="single" w:sz="12" w:space="0" w:color="000000"/>
-                                  </w:tcBorders>
-                                </w:tcPr>
-                                <w:p>
-                                  <w:pPr>
-                                    <w:pStyle w:val="TableParagraph"/>
-                                    <w:spacing w:before="50"/>
-                                    <w:ind w:left="81"/>
-                                    <w:rPr>
-                                      <w:sz w:val="13"/>
-                                    </w:rPr>
-                                  </w:pPr>
-                                </w:p>
-                              </w:tc>
-                            </w:tr>
-                            <w:tr>
-                              <w:trPr>
-                                <w:trHeight w:val="275"/>
-                              </w:trPr>
-                              <w:tc>
-                                <w:tcPr>
-                                  <w:tcW w:w="3468" w:type="dxa"/>
-                                  <w:tcBorders>
-                                    <w:top w:val="single" w:sz="12" w:space="0" w:color="000000"/>
-                                    <w:bottom w:val="single" w:sz="12" w:space="0" w:color="000000"/>
-                                    <w:right w:val="single" w:sz="12" w:space="0" w:color="000000"/>
-                                  </w:tcBorders>
-                                </w:tcPr>
-                                <w:p>
-                                  <w:pPr>
-                                    <w:pStyle w:val="TableParagraph"/>
-                                    <w:spacing w:before="50"/>
-                                    <w:ind w:left="82"/>
-                                    <w:rPr>
-                                      <w:sz w:val="13"/>
-                                    </w:rPr>
-                                  </w:pPr>
-                                </w:p>
-                              </w:tc>
-                              <w:tc>
-                                <w:tcPr>
-                                  <w:tcW w:w="1368" w:type="dxa"/>
-                                  <w:tcBorders>
-                                    <w:top w:val="single" w:sz="12" w:space="0" w:color="000000"/>
-                                    <w:left w:val="single" w:sz="12" w:space="0" w:color="000000"/>
-                                    <w:bottom w:val="single" w:sz="12" w:space="0" w:color="000000"/>
-                                  </w:tcBorders>
-                                </w:tcPr>
-                                <w:p>
-                                  <w:pPr>
-                                    <w:pStyle w:val="TableParagraph"/>
-                                    <w:spacing w:before="50"/>
-                                    <w:ind w:left="81"/>
-                                    <w:rPr>
-                                      <w:sz w:val="13"/>
-                                    </w:rPr>
-                                  </w:pPr>
-                                </w:p>
-                              </w:tc>
-                            </w:tr>
-                            <w:tr>
-                              <w:trPr>
-                                <w:trHeight w:val="274"/>
-                              </w:trPr>
-                              <w:tc>
-                                <w:tcPr>
-                                  <w:tcW w:w="3468" w:type="dxa"/>
-                                  <w:tcBorders>
-                                    <w:top w:val="single" w:sz="12" w:space="0" w:color="000000"/>
-                                    <w:bottom w:val="single" w:sz="12" w:space="0" w:color="000000"/>
-                                    <w:right w:val="single" w:sz="12" w:space="0" w:color="000000"/>
-                                  </w:tcBorders>
-                                </w:tcPr>
-                                <w:p>
-                                  <w:pPr>
-                                    <w:pStyle w:val="TableParagraph"/>
-                                    <w:spacing w:before="50"/>
-                                    <w:ind w:left="82"/>
-                                    <w:rPr>
-                                      <w:sz w:val="13"/>
-                                    </w:rPr>
-                                  </w:pPr>
-                                </w:p>
-                              </w:tc>
-                              <w:tc>
-                                <w:tcPr>
-                                  <w:tcW w:w="1368" w:type="dxa"/>
-                                  <w:tcBorders>
-                                    <w:top w:val="single" w:sz="12" w:space="0" w:color="000000"/>
-                                    <w:left w:val="single" w:sz="12" w:space="0" w:color="000000"/>
-                                    <w:bottom w:val="single" w:sz="12" w:space="0" w:color="000000"/>
-                                  </w:tcBorders>
-                                </w:tcPr>
-                                <w:p>
-                                  <w:pPr>
-                                    <w:pStyle w:val="TableParagraph"/>
-                                    <w:spacing w:before="50"/>
-                                    <w:ind w:left="81"/>
-                                    <w:rPr>
-                                      <w:sz w:val="13"/>
-                                    </w:rPr>
-                                  </w:pPr>
+                                  <w:r>
+                                    <w:t>3</w:t>
+                                  </w:r>
                                 </w:p>
                               </w:tc>
                             </w:tr>
@@ -2985,14 +1779,9 @@
                             </w:tcBorders>
                           </w:tcPr>
                           <w:p>
-                            <w:pPr>
-                              <w:pStyle w:val="TableParagraph"/>
-                              <w:spacing w:before="50"/>
-                              <w:ind w:left="82"/>
-                              <w:rPr>
-                                <w:sz w:val="13"/>
-                              </w:rPr>
-                            </w:pPr>
+                            <w:r>
+                              <w:t>Pan tajado</w:t>
+                            </w:r>
                           </w:p>
                         </w:tc>
                         <w:tc>
@@ -3005,14 +1794,9 @@
                             </w:tcBorders>
                           </w:tcPr>
                           <w:p>
-                            <w:pPr>
-                              <w:pStyle w:val="TableParagraph"/>
-                              <w:spacing w:before="50"/>
-                              <w:ind w:left="81"/>
-                              <w:rPr>
-                                <w:sz w:val="13"/>
-                              </w:rPr>
-                            </w:pPr>
+                            <w:r>
+                              <w:t>10</w:t>
+                            </w:r>
                           </w:p>
                         </w:tc>
                       </w:tr>
@@ -3030,14 +1814,9 @@
                             </w:tcBorders>
                           </w:tcPr>
                           <w:p>
-                            <w:pPr>
-                              <w:pStyle w:val="TableParagraph"/>
-                              <w:spacing w:before="50"/>
-                              <w:ind w:left="82"/>
-                              <w:rPr>
-                                <w:sz w:val="13"/>
-                              </w:rPr>
-                            </w:pPr>
+                            <w:r>
+                              <w:t>Arepa</w:t>
+                            </w:r>
                           </w:p>
                         </w:tc>
                         <w:tc>
@@ -3050,14 +1829,9 @@
                             </w:tcBorders>
                           </w:tcPr>
                           <w:p>
-                            <w:pPr>
-                              <w:pStyle w:val="TableParagraph"/>
-                              <w:spacing w:before="50"/>
-                              <w:ind w:left="81"/>
-                              <w:rPr>
-                                <w:sz w:val="13"/>
-                              </w:rPr>
-                            </w:pPr>
+                            <w:r>
+                              <w:t>5</w:t>
+                            </w:r>
                           </w:p>
                         </w:tc>
                       </w:tr>
@@ -3075,14 +1849,9 @@
                             </w:tcBorders>
                           </w:tcPr>
                           <w:p>
-                            <w:pPr>
-                              <w:pStyle w:val="TableParagraph"/>
-                              <w:spacing w:before="50"/>
-                              <w:ind w:left="82"/>
-                              <w:rPr>
-                                <w:sz w:val="13"/>
-                              </w:rPr>
-                            </w:pPr>
+                            <w:r>
+                              <w:t>Masa</w:t>
+                            </w:r>
                           </w:p>
                         </w:tc>
                         <w:tc>
@@ -3095,329 +1864,9 @@
                             </w:tcBorders>
                           </w:tcPr>
                           <w:p>
-                            <w:pPr>
-                              <w:pStyle w:val="TableParagraph"/>
-                              <w:spacing w:before="50"/>
-                              <w:ind w:left="81"/>
-                              <w:rPr>
-                                <w:sz w:val="13"/>
-                              </w:rPr>
-                            </w:pPr>
-                          </w:p>
-                        </w:tc>
-                      </w:tr>
-                      <w:tr>
-                        <w:trPr>
-                          <w:trHeight w:val="275"/>
-                        </w:trPr>
-                        <w:tc>
-                          <w:tcPr>
-                            <w:tcW w:w="3468" w:type="dxa"/>
-                            <w:tcBorders>
-                              <w:top w:val="single" w:sz="12" w:space="0" w:color="000000"/>
-                              <w:bottom w:val="single" w:sz="12" w:space="0" w:color="000000"/>
-                              <w:right w:val="single" w:sz="12" w:space="0" w:color="000000"/>
-                            </w:tcBorders>
-                          </w:tcPr>
-                          <w:p>
-                            <w:pPr>
-                              <w:pStyle w:val="TableParagraph"/>
-                              <w:spacing w:before="50"/>
-                              <w:ind w:left="82"/>
-                              <w:rPr>
-                                <w:sz w:val="13"/>
-                              </w:rPr>
-                            </w:pPr>
-                          </w:p>
-                        </w:tc>
-                        <w:tc>
-                          <w:tcPr>
-                            <w:tcW w:w="1368" w:type="dxa"/>
-                            <w:tcBorders>
-                              <w:top w:val="single" w:sz="12" w:space="0" w:color="000000"/>
-                              <w:left w:val="single" w:sz="12" w:space="0" w:color="000000"/>
-                              <w:bottom w:val="single" w:sz="12" w:space="0" w:color="000000"/>
-                            </w:tcBorders>
-                          </w:tcPr>
-                          <w:p>
-                            <w:pPr>
-                              <w:pStyle w:val="TableParagraph"/>
-                              <w:spacing w:before="50"/>
-                              <w:ind w:left="81"/>
-                              <w:rPr>
-                                <w:sz w:val="13"/>
-                              </w:rPr>
-                            </w:pPr>
-                          </w:p>
-                        </w:tc>
-                      </w:tr>
-                      <w:tr>
-                        <w:trPr>
-                          <w:trHeight w:val="274"/>
-                        </w:trPr>
-                        <w:tc>
-                          <w:tcPr>
-                            <w:tcW w:w="3468" w:type="dxa"/>
-                            <w:tcBorders>
-                              <w:top w:val="single" w:sz="12" w:space="0" w:color="000000"/>
-                              <w:bottom w:val="single" w:sz="12" w:space="0" w:color="000000"/>
-                              <w:right w:val="single" w:sz="12" w:space="0" w:color="000000"/>
-                            </w:tcBorders>
-                          </w:tcPr>
-                          <w:p>
-                            <w:pPr>
-                              <w:pStyle w:val="TableParagraph"/>
-                              <w:spacing w:before="50"/>
-                              <w:ind w:left="82"/>
-                              <w:rPr>
-                                <w:sz w:val="13"/>
-                              </w:rPr>
-                            </w:pPr>
-                          </w:p>
-                        </w:tc>
-                        <w:tc>
-                          <w:tcPr>
-                            <w:tcW w:w="1368" w:type="dxa"/>
-                            <w:tcBorders>
-                              <w:top w:val="single" w:sz="12" w:space="0" w:color="000000"/>
-                              <w:left w:val="single" w:sz="12" w:space="0" w:color="000000"/>
-                              <w:bottom w:val="single" w:sz="12" w:space="0" w:color="000000"/>
-                            </w:tcBorders>
-                          </w:tcPr>
-                          <w:p>
-                            <w:pPr>
-                              <w:pStyle w:val="TableParagraph"/>
-                              <w:spacing w:before="50"/>
-                              <w:ind w:left="81"/>
-                              <w:rPr>
-                                <w:sz w:val="13"/>
-                              </w:rPr>
-                            </w:pPr>
-                          </w:p>
-                        </w:tc>
-                      </w:tr>
-                      <w:tr>
-                        <w:trPr>
-                          <w:trHeight w:val="274"/>
-                        </w:trPr>
-                        <w:tc>
-                          <w:tcPr>
-                            <w:tcW w:w="3468" w:type="dxa"/>
-                            <w:tcBorders>
-                              <w:top w:val="single" w:sz="12" w:space="0" w:color="000000"/>
-                              <w:bottom w:val="single" w:sz="12" w:space="0" w:color="000000"/>
-                              <w:right w:val="single" w:sz="12" w:space="0" w:color="000000"/>
-                            </w:tcBorders>
-                          </w:tcPr>
-                          <w:p>
-                            <w:pPr>
-                              <w:pStyle w:val="TableParagraph"/>
-                              <w:spacing w:before="50"/>
-                              <w:ind w:left="82"/>
-                              <w:rPr>
-                                <w:sz w:val="13"/>
-                              </w:rPr>
-                            </w:pPr>
-                          </w:p>
-                        </w:tc>
-                        <w:tc>
-                          <w:tcPr>
-                            <w:tcW w:w="1368" w:type="dxa"/>
-                            <w:tcBorders>
-                              <w:top w:val="single" w:sz="12" w:space="0" w:color="000000"/>
-                              <w:left w:val="single" w:sz="12" w:space="0" w:color="000000"/>
-                              <w:bottom w:val="single" w:sz="12" w:space="0" w:color="000000"/>
-                            </w:tcBorders>
-                          </w:tcPr>
-                          <w:p>
-                            <w:pPr>
-                              <w:pStyle w:val="TableParagraph"/>
-                              <w:spacing w:before="50"/>
-                              <w:ind w:left="81"/>
-                              <w:rPr>
-                                <w:sz w:val="13"/>
-                              </w:rPr>
-                            </w:pPr>
-                          </w:p>
-                        </w:tc>
-                      </w:tr>
-                      <w:tr>
-                        <w:trPr>
-                          <w:trHeight w:val="275"/>
-                        </w:trPr>
-                        <w:tc>
-                          <w:tcPr>
-                            <w:tcW w:w="3468" w:type="dxa"/>
-                            <w:tcBorders>
-                              <w:top w:val="single" w:sz="12" w:space="0" w:color="000000"/>
-                              <w:bottom w:val="single" w:sz="12" w:space="0" w:color="000000"/>
-                              <w:right w:val="single" w:sz="12" w:space="0" w:color="000000"/>
-                            </w:tcBorders>
-                          </w:tcPr>
-                          <w:p>
-                            <w:pPr>
-                              <w:pStyle w:val="TableParagraph"/>
-                              <w:spacing w:before="50"/>
-                              <w:ind w:left="82"/>
-                              <w:rPr>
-                                <w:sz w:val="13"/>
-                              </w:rPr>
-                            </w:pPr>
-                          </w:p>
-                        </w:tc>
-                        <w:tc>
-                          <w:tcPr>
-                            <w:tcW w:w="1368" w:type="dxa"/>
-                            <w:tcBorders>
-                              <w:top w:val="single" w:sz="12" w:space="0" w:color="000000"/>
-                              <w:left w:val="single" w:sz="12" w:space="0" w:color="000000"/>
-                              <w:bottom w:val="single" w:sz="12" w:space="0" w:color="000000"/>
-                            </w:tcBorders>
-                          </w:tcPr>
-                          <w:p>
-                            <w:pPr>
-                              <w:pStyle w:val="TableParagraph"/>
-                              <w:spacing w:before="50"/>
-                              <w:ind w:left="81"/>
-                              <w:rPr>
-                                <w:sz w:val="13"/>
-                              </w:rPr>
-                            </w:pPr>
-                          </w:p>
-                        </w:tc>
-                      </w:tr>
-                      <w:tr>
-                        <w:trPr>
-                          <w:trHeight w:val="274"/>
-                        </w:trPr>
-                        <w:tc>
-                          <w:tcPr>
-                            <w:tcW w:w="3468" w:type="dxa"/>
-                            <w:tcBorders>
-                              <w:top w:val="single" w:sz="12" w:space="0" w:color="000000"/>
-                              <w:bottom w:val="single" w:sz="12" w:space="0" w:color="000000"/>
-                              <w:right w:val="single" w:sz="12" w:space="0" w:color="000000"/>
-                            </w:tcBorders>
-                          </w:tcPr>
-                          <w:p>
-                            <w:pPr>
-                              <w:pStyle w:val="TableParagraph"/>
-                              <w:spacing w:before="50"/>
-                              <w:ind w:left="82"/>
-                              <w:rPr>
-                                <w:sz w:val="13"/>
-                              </w:rPr>
-                            </w:pPr>
-                          </w:p>
-                        </w:tc>
-                        <w:tc>
-                          <w:tcPr>
-                            <w:tcW w:w="1368" w:type="dxa"/>
-                            <w:tcBorders>
-                              <w:top w:val="single" w:sz="12" w:space="0" w:color="000000"/>
-                              <w:left w:val="single" w:sz="12" w:space="0" w:color="000000"/>
-                              <w:bottom w:val="single" w:sz="12" w:space="0" w:color="000000"/>
-                            </w:tcBorders>
-                          </w:tcPr>
-                          <w:p>
-                            <w:pPr>
-                              <w:pStyle w:val="TableParagraph"/>
-                              <w:spacing w:before="50"/>
-                              <w:ind w:left="81"/>
-                              <w:rPr>
-                                <w:sz w:val="13"/>
-                              </w:rPr>
-                            </w:pPr>
-                          </w:p>
-                        </w:tc>
-                      </w:tr>
-                      <w:tr>
-                        <w:trPr>
-                          <w:trHeight w:val="275"/>
-                        </w:trPr>
-                        <w:tc>
-                          <w:tcPr>
-                            <w:tcW w:w="3468" w:type="dxa"/>
-                            <w:tcBorders>
-                              <w:top w:val="single" w:sz="12" w:space="0" w:color="000000"/>
-                              <w:bottom w:val="single" w:sz="12" w:space="0" w:color="000000"/>
-                              <w:right w:val="single" w:sz="12" w:space="0" w:color="000000"/>
-                            </w:tcBorders>
-                          </w:tcPr>
-                          <w:p>
-                            <w:pPr>
-                              <w:pStyle w:val="TableParagraph"/>
-                              <w:spacing w:before="50"/>
-                              <w:ind w:left="82"/>
-                              <w:rPr>
-                                <w:sz w:val="13"/>
-                              </w:rPr>
-                            </w:pPr>
-                          </w:p>
-                        </w:tc>
-                        <w:tc>
-                          <w:tcPr>
-                            <w:tcW w:w="1368" w:type="dxa"/>
-                            <w:tcBorders>
-                              <w:top w:val="single" w:sz="12" w:space="0" w:color="000000"/>
-                              <w:left w:val="single" w:sz="12" w:space="0" w:color="000000"/>
-                              <w:bottom w:val="single" w:sz="12" w:space="0" w:color="000000"/>
-                            </w:tcBorders>
-                          </w:tcPr>
-                          <w:p>
-                            <w:pPr>
-                              <w:pStyle w:val="TableParagraph"/>
-                              <w:spacing w:before="50"/>
-                              <w:ind w:left="81"/>
-                              <w:rPr>
-                                <w:sz w:val="13"/>
-                              </w:rPr>
-                            </w:pPr>
-                          </w:p>
-                        </w:tc>
-                      </w:tr>
-                      <w:tr>
-                        <w:trPr>
-                          <w:trHeight w:val="274"/>
-                        </w:trPr>
-                        <w:tc>
-                          <w:tcPr>
-                            <w:tcW w:w="3468" w:type="dxa"/>
-                            <w:tcBorders>
-                              <w:top w:val="single" w:sz="12" w:space="0" w:color="000000"/>
-                              <w:bottom w:val="single" w:sz="12" w:space="0" w:color="000000"/>
-                              <w:right w:val="single" w:sz="12" w:space="0" w:color="000000"/>
-                            </w:tcBorders>
-                          </w:tcPr>
-                          <w:p>
-                            <w:pPr>
-                              <w:pStyle w:val="TableParagraph"/>
-                              <w:spacing w:before="50"/>
-                              <w:ind w:left="82"/>
-                              <w:rPr>
-                                <w:sz w:val="13"/>
-                              </w:rPr>
-                            </w:pPr>
-                          </w:p>
-                        </w:tc>
-                        <w:tc>
-                          <w:tcPr>
-                            <w:tcW w:w="1368" w:type="dxa"/>
-                            <w:tcBorders>
-                              <w:top w:val="single" w:sz="12" w:space="0" w:color="000000"/>
-                              <w:left w:val="single" w:sz="12" w:space="0" w:color="000000"/>
-                              <w:bottom w:val="single" w:sz="12" w:space="0" w:color="000000"/>
-                            </w:tcBorders>
-                          </w:tcPr>
-                          <w:p>
-                            <w:pPr>
-                              <w:pStyle w:val="TableParagraph"/>
-                              <w:spacing w:before="50"/>
-                              <w:ind w:left="81"/>
-                              <w:rPr>
-                                <w:sz w:val="13"/>
-                              </w:rPr>
-                            </w:pPr>
+                            <w:r>
+                              <w:t>3</w:t>
+                            </w:r>
                           </w:p>
                         </w:tc>
                       </w:tr>
